--- a/policies/build/masters_hco/HCO.PSQ.2_v2_master.docx
+++ b/policies/build/masters_hco/HCO.PSQ.2_v2_master.docx
@@ -773,7 +773,7 @@
           <w:sz w:val="22"/>
           <w:szCs w:val="22"/>
         </w:rPr>
-        <w:t xml:space="preserve">Boundaries: do not copy SHCO equivalent-chapter wording. Do not overwrite HCO AAC, COP, MOM, PRE or IPC policies. Spell out abbreviations on first use in training materials. OE counts/levels/asterisks stay with the official portal Standards PDF. Method notes come from the Guidebook Interpretation paragraphs (scanned PDF md5 2c4489ee98de4ae9b49cba168ea9f42a).</w:t>
+        <w:t xml:space="preserve">Boundaries: do not overwrite HCO AAC, COP, MOM, PRE or IPC policies. Spell out abbreviations on first use in training materials. OE counts/levels/asterisks stay with the official portal Standards PDF. Method notes come from the Guidebook Interpretation paragraphs (scanned PDF md5 2c4489ee98de4ae9b49cba168ea9f42a).</w:t>
       </w:r>
     </w:p>
     <w:p>
@@ -839,7 +839,7 @@
           <w:sz w:val="22"/>
           <w:szCs w:val="22"/>
         </w:rPr>
-        <w:t xml:space="preserve">2. Do not skip: The quality improvement programme is comprehensive and covers all the major elements related to quality ass...</w:t>
+        <w:t xml:space="preserve">2. Do not skip: The quality improvement programme is comprehensive and covers all the major elements related to quality...</w:t>
       </w:r>
     </w:p>
     <w:p>
@@ -887,7 +887,7 @@
           <w:sz w:val="22"/>
           <w:szCs w:val="22"/>
         </w:rPr>
-        <w:t xml:space="preserve">6. Do not skip: The quality improvement programme identifies opportunities for improvement based on the review at pre-defin...</w:t>
+        <w:t xml:space="preserve">6. Do not skip: The quality improvement programme identifies opportunities for improvement based on the review at pre-defined...</w:t>
       </w:r>
     </w:p>
     <w:p>
@@ -953,7 +953,7 @@
         <w:spacing w:after="100" w:before="220"/>
       </w:pPr>
       <w:r>
-        <w:t xml:space="preserve">5.1 The quality improvement programme is developed, implemented and maint...</w:t>
+        <w:t xml:space="preserve">5.1 The quality improvement programme is developed, implemented and...</w:t>
       </w:r>
     </w:p>
     <w:p>
@@ -1079,7 +1079,7 @@
         <w:spacing w:after="100" w:before="220"/>
       </w:pPr>
       <w:r>
-        <w:t xml:space="preserve">5.3 The quality improvement programme improves process efficiency and eff...</w:t>
+        <w:t xml:space="preserve">5.3 The quality improvement programme improves process efficiency and...</w:t>
       </w:r>
     </w:p>
     <w:p>
@@ -1124,7 +1124,7 @@
         <w:spacing w:after="100" w:before="220"/>
       </w:pPr>
       <w:r>
-        <w:t xml:space="preserve">5.4 The quality improvement programme focuses on appropriateness of clini...</w:t>
+        <w:t xml:space="preserve">5.4 The quality improvement programme focuses on appropriateness of...</w:t>
       </w:r>
     </w:p>
     <w:p>
@@ -1169,7 +1169,7 @@
         <w:spacing w:after="100" w:before="220"/>
       </w:pPr>
       <w:r>
-        <w:t xml:space="preserve">5.5 There is a designated individual for coordinating and implementing th...</w:t>
+        <w:t xml:space="preserve">5.5 There is a designated individual for coordinating and implementing the...</w:t>
       </w:r>
     </w:p>
     <w:p>
@@ -1226,7 +1226,7 @@
         <w:spacing w:after="100" w:before="220"/>
       </w:pPr>
       <w:r>
-        <w:t xml:space="preserve">5.6 The quality improvement programme identifies opportunities for improv...</w:t>
+        <w:t xml:space="preserve">5.6 The quality improvement programme identifies opportunities for...</w:t>
       </w:r>
     </w:p>
     <w:p>
@@ -1283,7 +1283,7 @@
         <w:spacing w:after="100" w:before="220"/>
       </w:pPr>
       <w:r>
-        <w:t xml:space="preserve">5.7 The quality improvement programme is reviewed and updated at least on...</w:t>
+        <w:t xml:space="preserve">5.7 The quality improvement programme is reviewed and updated at least once...</w:t>
       </w:r>
     </w:p>
     <w:p>
@@ -1328,7 +1328,7 @@
         <w:spacing w:after="100" w:before="220"/>
       </w:pPr>
       <w:r>
-        <w:t xml:space="preserve">5.8 Audits are conducted at regular intervals as a means of continuous mo...</w:t>
+        <w:t xml:space="preserve">5.8 Audits are conducted at regular intervals as a means of continuous...</w:t>
       </w:r>
     </w:p>
     <w:p>
@@ -1385,7 +1385,7 @@
         <w:spacing w:after="100" w:before="220"/>
       </w:pPr>
       <w:r>
-        <w:t xml:space="preserve">5.9 There is an established process in the organisation to monitor and im...</w:t>
+        <w:t xml:space="preserve">5.9 There is an established process in the organisation to monitor and...</w:t>
       </w:r>
     </w:p>
     <w:p>
@@ -1455,6 +1455,20 @@
       </w:pPr>
       <w:r>
         <w:t xml:space="preserve">6. Governance and responsibility</w:t>
+      </w:r>
+    </w:p>
+    <w:p>
+      <w:pPr>
+        <w:spacing w:after="20" w:before="100"/>
+      </w:pPr>
+      <w:r>
+        <w:rPr>
+          <w:b/>
+          <w:bCs/>
+          <w:sz w:val="22"/>
+          <w:szCs w:val="22"/>
+        </w:rPr>
+        <w:t xml:space="preserve">Medical Superintendent</w:t>
       </w:r>
     </w:p>
     <w:p>
@@ -1471,7 +1485,7 @@
           <w:sz w:val="22"/>
           <w:szCs w:val="22"/>
         </w:rPr>
-        <w:t xml:space="preserve">Medical Superintendent</w:t>
+        <w:t xml:space="preserve">Accountable that PSQ.2 is resourced and followed.</w:t>
       </w:r>
     </w:p>
     <w:p>
@@ -1488,7 +1502,21 @@
           <w:sz w:val="22"/>
           <w:szCs w:val="22"/>
         </w:rPr>
-        <w:t xml:space="preserve">Accountable that PSQ.2 is resourced and followed.</w:t>
+        <w:t xml:space="preserve">Acts on sentinel events, safety-culture failures and quality-programme gaps that reach top leadership.</w:t>
+      </w:r>
+    </w:p>
+    <w:p>
+      <w:pPr>
+        <w:spacing w:after="20" w:before="100"/>
+      </w:pPr>
+      <w:r>
+        <w:rPr>
+          <w:b/>
+          <w:bCs/>
+          <w:sz w:val="22"/>
+          <w:szCs w:val="22"/>
+        </w:rPr>
+        <w:t xml:space="preserve">Quality Coordinator</w:t>
       </w:r>
     </w:p>
     <w:p>
@@ -1505,7 +1533,21 @@
           <w:sz w:val="22"/>
           <w:szCs w:val="22"/>
         </w:rPr>
-        <w:t xml:space="preserve">Acts on sentinel events, safety-culture failures and quality-programme gaps that reach top leadership.</w:t>
+        <w:t xml:space="preserve">Owns day-to-day implementation and records for this standard.</w:t>
+      </w:r>
+    </w:p>
+    <w:p>
+      <w:pPr>
+        <w:spacing w:after="20" w:before="100"/>
+      </w:pPr>
+      <w:r>
+        <w:rPr>
+          <w:b/>
+          <w:bCs/>
+          <w:sz w:val="22"/>
+          <w:szCs w:val="22"/>
+        </w:rPr>
+        <w:t xml:space="preserve">Patient Safety Officer</w:t>
       </w:r>
     </w:p>
     <w:p>
@@ -1522,6 +1564,20 @@
           <w:sz w:val="22"/>
           <w:szCs w:val="22"/>
         </w:rPr>
+        <w:t xml:space="preserve">Coordinates the patient-safety programme and incident/sentinel-event path across standards.</w:t>
+      </w:r>
+    </w:p>
+    <w:p>
+      <w:pPr>
+        <w:spacing w:after="20" w:before="100"/>
+      </w:pPr>
+      <w:r>
+        <w:rPr>
+          <w:b/>
+          <w:bCs/>
+          <w:sz w:val="22"/>
+          <w:szCs w:val="22"/>
+        </w:rPr>
         <w:t xml:space="preserve">Quality Coordinator</w:t>
       </w:r>
     </w:p>
@@ -1539,7 +1595,7 @@
           <w:sz w:val="22"/>
           <w:szCs w:val="22"/>
         </w:rPr>
-        <w:t xml:space="preserve">Owns day-to-day implementation and records for this standard.</w:t>
+        <w:t xml:space="preserve">Coordinates the quality-improvement programme, indicators, audits and projects as this standard requires.</w:t>
       </w:r>
     </w:p>
     <w:p>
@@ -1556,7 +1612,21 @@
           <w:sz w:val="22"/>
           <w:szCs w:val="22"/>
         </w:rPr>
-        <w:t xml:space="preserve">Patient Safety Officer</w:t>
+        <w:t xml:space="preserve">Audits this policy «quarterly»; holds training acknowledgements.</w:t>
+      </w:r>
+    </w:p>
+    <w:p>
+      <w:pPr>
+        <w:spacing w:after="20" w:before="100"/>
+      </w:pPr>
+      <w:r>
+        <w:rPr>
+          <w:b/>
+          <w:bCs/>
+          <w:sz w:val="22"/>
+          <w:szCs w:val="22"/>
+        </w:rPr>
+        <w:t xml:space="preserve">Nursing Superintendent</w:t>
       </w:r>
     </w:p>
     <w:p>
@@ -1573,7 +1643,28 @@
           <w:sz w:val="22"/>
           <w:szCs w:val="22"/>
         </w:rPr>
-        <w:t xml:space="preserve">Coordinates the patient-safety programme and incident/sentinel-event path across standards.</w:t>
+        <w:t xml:space="preserve">Owns nursing-care quality monitoring where this standard requires it.</w:t>
+      </w:r>
+    </w:p>
+    <w:p>
+      <w:pPr>
+        <w:pStyle w:val="Heading1"/>
+        <w:spacing w:after="120" w:before="280"/>
+      </w:pPr>
+      <w:r>
+        <w:t xml:space="preserve">7. Quality monitoring (RCA → CAPA)</w:t>
+      </w:r>
+    </w:p>
+    <w:p>
+      <w:pPr>
+        <w:spacing w:after="140"/>
+      </w:pPr>
+      <w:r>
+        <w:rPr>
+          <w:sz w:val="22"/>
+          <w:szCs w:val="22"/>
+        </w:rPr>
+        <w:t xml:space="preserve">The Quality Coordinator audits this policy «quarterly». The audit reviews:</w:t>
       </w:r>
     </w:p>
     <w:p>
@@ -1590,7 +1681,7 @@
           <w:sz w:val="22"/>
           <w:szCs w:val="22"/>
         </w:rPr>
-        <w:t xml:space="preserve">Quality Coordinator</w:t>
+        <w:t xml:space="preserve">Records for a sample of this standard's objective elements, checked against the What-we-do steps.</w:t>
       </w:r>
     </w:p>
     <w:p>
@@ -1607,7 +1698,7 @@
           <w:sz w:val="22"/>
           <w:szCs w:val="22"/>
         </w:rPr>
-        <w:t xml:space="preserve">Coordinates the quality-improvement programme, indicators, audits and projects as this standard requires.</w:t>
+        <w:t xml:space="preserve">Documentary evidence is on file for each asterisked objective element in the sample.</w:t>
       </w:r>
     </w:p>
     <w:p>
@@ -1624,7 +1715,7 @@
           <w:sz w:val="22"/>
           <w:szCs w:val="22"/>
         </w:rPr>
-        <w:t xml:space="preserve">Audits this policy «quarterly»; holds training acknowledgements.</w:t>
+        <w:t xml:space="preserve">CORE objective elements show no critical gaps in the sample.</w:t>
       </w:r>
     </w:p>
     <w:p>
@@ -1641,125 +1732,19 @@
           <w:sz w:val="22"/>
           <w:szCs w:val="22"/>
         </w:rPr>
-        <w:t xml:space="preserve">Nursing Superintendent</w:t>
-      </w:r>
-    </w:p>
-    <w:p>
-      <w:pPr>
-        <w:pStyle w:val="ListParagraph"/>
-        <w:numPr>
-          <w:ilvl w:val="0"/>
-          <w:numId w:val="1"/>
-        </w:numPr>
-        <w:spacing w:after="60"/>
-      </w:pPr>
-      <w:r>
-        <w:rPr>
-          <w:sz w:val="22"/>
-          <w:szCs w:val="22"/>
-        </w:rPr>
-        <w:t xml:space="preserve">Owns nursing-care quality monitoring where this standard requires it.</w:t>
-      </w:r>
-    </w:p>
-    <w:p>
-      <w:pPr>
-        <w:pStyle w:val="Heading1"/>
-        <w:spacing w:after="120" w:before="280"/>
-      </w:pPr>
-      <w:r>
-        <w:t xml:space="preserve">7. Quality monitoring (RCA → CAPA)</w:t>
-      </w:r>
-    </w:p>
-    <w:p>
-      <w:pPr>
-        <w:spacing w:after="140"/>
-      </w:pPr>
-      <w:r>
-        <w:rPr>
-          <w:sz w:val="22"/>
-          <w:szCs w:val="22"/>
-        </w:rPr>
-        <w:t xml:space="preserve">The Quality Coordinator audits this policy «quarterly».</w:t>
-      </w:r>
-    </w:p>
-    <w:p>
-      <w:pPr>
-        <w:spacing w:after="140"/>
-      </w:pPr>
-      <w:r>
-        <w:rPr>
-          <w:sz w:val="22"/>
-          <w:szCs w:val="22"/>
-        </w:rPr>
-        <w:t xml:space="preserve">What is monitored each quarter:</w:t>
-      </w:r>
-    </w:p>
-    <w:p>
-      <w:pPr>
-        <w:pStyle w:val="ListParagraph"/>
-        <w:numPr>
-          <w:ilvl w:val="0"/>
-          <w:numId w:val="1"/>
-        </w:numPr>
-        <w:spacing w:after="60"/>
-      </w:pPr>
-      <w:r>
-        <w:rPr>
-          <w:sz w:val="22"/>
-          <w:szCs w:val="22"/>
-        </w:rPr>
-        <w:t xml:space="preserve">Sample of records for each OE PSQ.2.a–i.</w:t>
-      </w:r>
-    </w:p>
-    <w:p>
-      <w:pPr>
-        <w:pStyle w:val="ListParagraph"/>
-        <w:numPr>
-          <w:ilvl w:val="0"/>
-          <w:numId w:val="1"/>
-        </w:numPr>
-        <w:spacing w:after="60"/>
-      </w:pPr>
-      <w:r>
-        <w:rPr>
-          <w:sz w:val="22"/>
-          <w:szCs w:val="22"/>
-        </w:rPr>
-        <w:t xml:space="preserve">Asterisked elements (abefhi) have document evidence as required.</w:t>
-      </w:r>
-    </w:p>
-    <w:p>
-      <w:pPr>
-        <w:pStyle w:val="ListParagraph"/>
-        <w:numPr>
-          <w:ilvl w:val="0"/>
-          <w:numId w:val="1"/>
-        </w:numPr>
-        <w:spacing w:after="60"/>
-      </w:pPr>
-      <w:r>
-        <w:rPr>
-          <w:sz w:val="22"/>
-          <w:szCs w:val="22"/>
-        </w:rPr>
-        <w:t xml:space="preserve">CORE elements (ai) show no critical gaps in the sample.</w:t>
-      </w:r>
-    </w:p>
-    <w:p>
-      <w:pPr>
-        <w:pStyle w:val="ListParagraph"/>
-        <w:numPr>
-          <w:ilvl w:val="0"/>
-          <w:numId w:val="1"/>
-        </w:numPr>
-        <w:spacing w:after="60"/>
-      </w:pPr>
-      <w:r>
-        <w:rPr>
-          <w:sz w:val="22"/>
-          <w:szCs w:val="22"/>
-        </w:rPr>
         <w:t xml:space="preserve">Stop-work events (if any) are logged with outcome.</w:t>
+      </w:r>
+    </w:p>
+    <w:p>
+      <w:pPr>
+        <w:spacing w:after="140"/>
+      </w:pPr>
+      <w:r>
+        <w:rPr>
+          <w:sz w:val="22"/>
+          <w:szCs w:val="22"/>
+        </w:rPr>
+        <w:t xml:space="preserve">Root-cause analysis is required when a gap found in this audit remains open beyond «90 days».</w:t>
       </w:r>
     </w:p>
     <w:p>
@@ -3682,7 +3667,7 @@
           <w:sz w:val="22"/>
           <w:szCs w:val="22"/>
         </w:rPr>
-        <w:t xml:space="preserve">Records showing PSQ.2.a was followed for sampled cases.</w:t>
+        <w:t xml:space="preserve">Documented quality improvement programme in the Quality Manual.</w:t>
       </w:r>
     </w:p>
     <w:p>
@@ -3699,7 +3684,7 @@
           <w:sz w:val="22"/>
           <w:szCs w:val="22"/>
         </w:rPr>
-        <w:t xml:space="preserve">Written guidance / protocol referenced for this element (where required).</w:t>
+        <w:t xml:space="preserve">Quality Improvement Committee terms of reference, membership list and meeting-frequency record.</w:t>
       </w:r>
     </w:p>
     <w:p>
@@ -3716,7 +3701,16 @@
           <w:sz w:val="22"/>
           <w:szCs w:val="22"/>
         </w:rPr>
-        <w:t xml:space="preserve">Audit sample notes for PSQ.2.a reviewed «quarterly».</w:t>
+        <w:t xml:space="preserve">Minutes showing the committee actually developed and maintains the programme.</w:t>
+      </w:r>
+    </w:p>
+    <w:p>
+      <w:pPr>
+        <w:pStyle w:val="Heading2"/>
+        <w:spacing w:after="100" w:before="220"/>
+      </w:pPr>
+      <w:r>
+        <w:t xml:space="preserve">PSQ.2.b — The quality improvement programme is comprehensive and covers all the major elements related to quality assurance.</w:t>
       </w:r>
     </w:p>
     <w:p>
@@ -3733,7 +3727,7 @@
           <w:sz w:val="22"/>
           <w:szCs w:val="22"/>
         </w:rPr>
-        <w:t xml:space="preserve">Documented evidence specifically required by the asterisked objective element.</w:t>
+        <w:t xml:space="preserve">Current element list (indicator monitoring, QI projects and tools, clinical audit, incident learning, department-level review).</w:t>
       </w:r>
     </w:p>
     <w:p>
@@ -3750,16 +3744,7 @@
           <w:sz w:val="22"/>
           <w:szCs w:val="22"/>
         </w:rPr>
-        <w:t xml:space="preserve">CORE-element sample with no critical gaps in the quarter under review.</w:t>
-      </w:r>
-    </w:p>
-    <w:p>
-      <w:pPr>
-        <w:pStyle w:val="Heading2"/>
-        <w:spacing w:after="100" w:before="220"/>
-      </w:pPr>
-      <w:r>
-        <w:t xml:space="preserve">PSQ.2.b — The quality improvement programme is comprehensive and covers all the major elements related to quality assurance.</w:t>
+        <w:t xml:space="preserve">Record confirming each element has its own active file.</w:t>
       </w:r>
     </w:p>
     <w:p>
@@ -3776,7 +3761,16 @@
           <w:sz w:val="22"/>
           <w:szCs w:val="22"/>
         </w:rPr>
-        <w:t xml:space="preserve">Records showing PSQ.2.b was followed for sampled cases.</w:t>
+        <w:t xml:space="preserve">Review record confirming the list stays comprehensive at each update.</w:t>
+      </w:r>
+    </w:p>
+    <w:p>
+      <w:pPr>
+        <w:pStyle w:val="Heading2"/>
+        <w:spacing w:after="100" w:before="220"/>
+      </w:pPr>
+      <w:r>
+        <w:t xml:space="preserve">PSQ.2.c — The quality improvement programme improves process efficiency and effectiveness.</w:t>
       </w:r>
     </w:p>
     <w:p>
@@ -3793,7 +3787,7 @@
           <w:sz w:val="22"/>
           <w:szCs w:val="22"/>
         </w:rPr>
-        <w:t xml:space="preserve">Written guidance / protocol referenced for this element (where required).</w:t>
+        <w:t xml:space="preserve">Completed QI project file with aim, measure and before/after result focused on process efficiency.</w:t>
       </w:r>
     </w:p>
     <w:p>
@@ -3810,7 +3804,7 @@
           <w:sz w:val="22"/>
           <w:szCs w:val="22"/>
         </w:rPr>
-        <w:t xml:space="preserve">Audit sample notes for PSQ.2.b reviewed «quarterly».</w:t>
+        <w:t xml:space="preserve">Record of the process improved (time, waste, reliability of a defined process).</w:t>
       </w:r>
     </w:p>
     <w:p>
@@ -3827,7 +3821,7 @@
           <w:sz w:val="22"/>
           <w:szCs w:val="22"/>
         </w:rPr>
-        <w:t xml:space="preserve">Documented evidence specifically required by the asterisked objective element.</w:t>
+        <w:t xml:space="preserve">Quality Coordinator's project-outcome file.</w:t>
       </w:r>
     </w:p>
     <w:p>
@@ -3836,7 +3830,7 @@
         <w:spacing w:after="100" w:before="220"/>
       </w:pPr>
       <w:r>
-        <w:t xml:space="preserve">PSQ.2.c — The quality improvement programme improves process efficiency and effectiveness.</w:t>
+        <w:t xml:space="preserve">PSQ.2.d — The quality improvement programme focuses on appropriateness of clinical care.</w:t>
       </w:r>
     </w:p>
     <w:p>
@@ -3853,7 +3847,7 @@
           <w:sz w:val="22"/>
           <w:szCs w:val="22"/>
         </w:rPr>
-        <w:t xml:space="preserve">Records showing PSQ.2.c was followed for sampled cases.</w:t>
+        <w:t xml:space="preserve">Completed QI project file focused on appropriateness of clinical care (indicated care, protocol variation).</w:t>
       </w:r>
     </w:p>
     <w:p>
@@ -3870,7 +3864,7 @@
           <w:sz w:val="22"/>
           <w:szCs w:val="22"/>
         </w:rPr>
-        <w:t xml:space="preserve">Written guidance / protocol referenced for this element (where required).</w:t>
+        <w:t xml:space="preserve">Topic-selection record showing the source — clinical indicator, audit or incident.</w:t>
       </w:r>
     </w:p>
     <w:p>
@@ -3887,7 +3881,7 @@
           <w:sz w:val="22"/>
           <w:szCs w:val="22"/>
         </w:rPr>
-        <w:t xml:space="preserve">Audit sample notes for PSQ.2.c reviewed «quarterly».</w:t>
+        <w:t xml:space="preserve">Results-communication record to the clinical department.</w:t>
       </w:r>
     </w:p>
     <w:p>
@@ -3896,7 +3890,7 @@
         <w:spacing w:after="100" w:before="220"/>
       </w:pPr>
       <w:r>
-        <w:t xml:space="preserve">PSQ.2.d — The quality improvement programme focuses on appropriateness of clinical care.</w:t>
+        <w:t xml:space="preserve">PSQ.2.e — There is a designated individual for coordinating and implementing the quality improvement programme.</w:t>
       </w:r>
     </w:p>
     <w:p>
@@ -3913,7 +3907,7 @@
           <w:sz w:val="22"/>
           <w:szCs w:val="22"/>
         </w:rPr>
-        <w:t xml:space="preserve">Records showing PSQ.2.d was followed for sampled cases.</w:t>
+        <w:t xml:space="preserve">Designation letter for the QI coordinator with time allocation and reporting line to top management.</w:t>
       </w:r>
     </w:p>
     <w:p>
@@ -3930,7 +3924,7 @@
           <w:sz w:val="22"/>
           <w:szCs w:val="22"/>
         </w:rPr>
-        <w:t xml:space="preserve">Written guidance / protocol referenced for this element (where required).</w:t>
+        <w:t xml:space="preserve">Training-completion record (for example the NABH Programme on Implementation of NABH Standards).</w:t>
       </w:r>
     </w:p>
     <w:p>
@@ -3947,7 +3941,7 @@
           <w:sz w:val="22"/>
           <w:szCs w:val="22"/>
         </w:rPr>
-        <w:t xml:space="preserve">Audit sample notes for PSQ.2.d reviewed «quarterly».</w:t>
+        <w:t xml:space="preserve">List of named quality-improvement champions across departments.</w:t>
       </w:r>
     </w:p>
     <w:p>
@@ -3956,7 +3950,7 @@
         <w:spacing w:after="100" w:before="220"/>
       </w:pPr>
       <w:r>
-        <w:t xml:space="preserve">PSQ.2.e — There is a designated individual for coordinating and implementing the quality improvement programme.</w:t>
+        <w:t xml:space="preserve">PSQ.2.f — The quality improvement programme identifies opportunities for improvement based on the review at pre-defined intervals.</w:t>
       </w:r>
     </w:p>
     <w:p>
@@ -3973,7 +3967,7 @@
           <w:sz w:val="22"/>
           <w:szCs w:val="22"/>
         </w:rPr>
-        <w:t xml:space="preserve">Records showing PSQ.2.e was followed for sampled cases.</w:t>
+        <w:t xml:space="preserve">Quality Improvement Committee review minutes at least once in three months.</w:t>
       </w:r>
     </w:p>
     <w:p>
@@ -3990,7 +3984,7 @@
           <w:sz w:val="22"/>
           <w:szCs w:val="22"/>
         </w:rPr>
-        <w:t xml:space="preserve">Written guidance / protocol referenced for this element (where required).</w:t>
+        <w:t xml:space="preserve">List of identified improvement opportunities with owner and next step.</w:t>
       </w:r>
     </w:p>
     <w:p>
@@ -4007,7 +4001,16 @@
           <w:sz w:val="22"/>
           <w:szCs w:val="22"/>
         </w:rPr>
-        <w:t xml:space="preserve">Audit sample notes for PSQ.2.e reviewed «quarterly».</w:t>
+        <w:t xml:space="preserve">Record showing audits, organisational performance and key indicators were part of that review.</w:t>
+      </w:r>
+    </w:p>
+    <w:p>
+      <w:pPr>
+        <w:pStyle w:val="Heading2"/>
+        <w:spacing w:after="100" w:before="220"/>
+      </w:pPr>
+      <w:r>
+        <w:t xml:space="preserve">PSQ.2.g — The quality improvement programme is reviewed and updated at least once a year.</w:t>
       </w:r>
     </w:p>
     <w:p>
@@ -4024,16 +4027,7 @@
           <w:sz w:val="22"/>
           <w:szCs w:val="22"/>
         </w:rPr>
-        <w:t xml:space="preserve">Documented evidence specifically required by the asterisked objective element.</w:t>
-      </w:r>
-    </w:p>
-    <w:p>
-      <w:pPr>
-        <w:pStyle w:val="Heading2"/>
-        <w:spacing w:after="100" w:before="220"/>
-      </w:pPr>
-      <w:r>
-        <w:t xml:space="preserve">PSQ.2.f — The quality improvement programme identifies opportunities for improvement based on the review at pre-defined intervals.</w:t>
+        <w:t xml:space="preserve">Dated review minute of the QI programme.</w:t>
       </w:r>
     </w:p>
     <w:p>
@@ -4050,7 +4044,7 @@
           <w:sz w:val="22"/>
           <w:szCs w:val="22"/>
         </w:rPr>
-        <w:t xml:space="preserve">Records showing PSQ.2.f was followed for sampled cases.</w:t>
+        <w:t xml:space="preserve">Record of the change made to the manual, indicator set or audit calendar.</w:t>
       </w:r>
     </w:p>
     <w:p>
@@ -4067,7 +4061,16 @@
           <w:sz w:val="22"/>
           <w:szCs w:val="22"/>
         </w:rPr>
-        <w:t xml:space="preserve">Written guidance / protocol referenced for this element (where required).</w:t>
+        <w:t xml:space="preserve">Trigger record for any earlier review after a major service change or a cluster of failed audits.</w:t>
+      </w:r>
+    </w:p>
+    <w:p>
+      <w:pPr>
+        <w:pStyle w:val="Heading2"/>
+        <w:spacing w:after="100" w:before="220"/>
+      </w:pPr>
+      <w:r>
+        <w:t xml:space="preserve">PSQ.2.h — Audits are conducted at regular intervals as a means of continuous monitoring.</w:t>
       </w:r>
     </w:p>
     <w:p>
@@ -4084,7 +4087,7 @@
           <w:sz w:val="22"/>
           <w:szCs w:val="22"/>
         </w:rPr>
-        <w:t xml:space="preserve">Audit sample notes for PSQ.2.f reviewed «quarterly».</w:t>
+        <w:t xml:space="preserve">Audit calendar covering priority areas and areas of concern from indicators or risk.</w:t>
       </w:r>
     </w:p>
     <w:p>
@@ -4101,16 +4104,7 @@
           <w:sz w:val="22"/>
           <w:szCs w:val="22"/>
         </w:rPr>
-        <w:t xml:space="preserve">Documented evidence specifically required by the asterisked objective element.</w:t>
-      </w:r>
-    </w:p>
-    <w:p>
-      <w:pPr>
-        <w:pStyle w:val="Heading2"/>
-        <w:spacing w:after="100" w:before="220"/>
-      </w:pPr>
-      <w:r>
-        <w:t xml:space="preserve">PSQ.2.g — The quality improvement programme is reviewed and updated at least once a year.</w:t>
+        <w:t xml:space="preserve">Hospital-wide internal audit report completed at least once in six months, by trained multi-disciplinary staff.</w:t>
       </w:r>
     </w:p>
     <w:p>
@@ -4127,7 +4121,16 @@
           <w:sz w:val="22"/>
           <w:szCs w:val="22"/>
         </w:rPr>
-        <w:t xml:space="preserve">Records showing PSQ.2.g was followed for sampled cases.</w:t>
+        <w:t xml:space="preserve">CAPA and verification-of-change record for the audit findings.</w:t>
+      </w:r>
+    </w:p>
+    <w:p>
+      <w:pPr>
+        <w:pStyle w:val="Heading2"/>
+        <w:spacing w:after="100" w:before="220"/>
+      </w:pPr>
+      <w:r>
+        <w:t xml:space="preserve">PSQ.2.i — There is an established process in the organisation to monitor and improve the quality of nursing care.</w:t>
       </w:r>
     </w:p>
     <w:p>
@@ -4144,7 +4147,7 @@
           <w:sz w:val="22"/>
           <w:szCs w:val="22"/>
         </w:rPr>
-        <w:t xml:space="preserve">Written guidance / protocol referenced for this element (where required).</w:t>
+        <w:t xml:space="preserve">Written nursing-audit and/or competency-evaluation process for key procedures.</w:t>
       </w:r>
     </w:p>
     <w:p>
@@ -4161,16 +4164,7 @@
           <w:sz w:val="22"/>
           <w:szCs w:val="22"/>
         </w:rPr>
-        <w:t xml:space="preserve">Audit sample notes for PSQ.2.g reviewed «quarterly».</w:t>
-      </w:r>
-    </w:p>
-    <w:p>
-      <w:pPr>
-        <w:pStyle w:val="Heading2"/>
-        <w:spacing w:after="100" w:before="220"/>
-      </w:pPr>
-      <w:r>
-        <w:t xml:space="preserve">PSQ.2.h — Audits are conducted at regular intervals as a means of continuous monitoring.</w:t>
+        <w:t xml:space="preserve">Nursing quality-indicator set and results.</w:t>
       </w:r>
     </w:p>
     <w:p>
@@ -4187,152 +4181,7 @@
           <w:sz w:val="22"/>
           <w:szCs w:val="22"/>
         </w:rPr>
-        <w:t xml:space="preserve">Records showing PSQ.2.h was followed for sampled cases.</w:t>
-      </w:r>
-    </w:p>
-    <w:p>
-      <w:pPr>
-        <w:pStyle w:val="ListParagraph"/>
-        <w:numPr>
-          <w:ilvl w:val="0"/>
-          <w:numId w:val="1"/>
-        </w:numPr>
-        <w:spacing w:after="60"/>
-      </w:pPr>
-      <w:r>
-        <w:rPr>
-          <w:sz w:val="22"/>
-          <w:szCs w:val="22"/>
-        </w:rPr>
-        <w:t xml:space="preserve">Written guidance / protocol referenced for this element (where required).</w:t>
-      </w:r>
-    </w:p>
-    <w:p>
-      <w:pPr>
-        <w:pStyle w:val="ListParagraph"/>
-        <w:numPr>
-          <w:ilvl w:val="0"/>
-          <w:numId w:val="1"/>
-        </w:numPr>
-        <w:spacing w:after="60"/>
-      </w:pPr>
-      <w:r>
-        <w:rPr>
-          <w:sz w:val="22"/>
-          <w:szCs w:val="22"/>
-        </w:rPr>
-        <w:t xml:space="preserve">Audit sample notes for PSQ.2.h reviewed «quarterly».</w:t>
-      </w:r>
-    </w:p>
-    <w:p>
-      <w:pPr>
-        <w:pStyle w:val="ListParagraph"/>
-        <w:numPr>
-          <w:ilvl w:val="0"/>
-          <w:numId w:val="1"/>
-        </w:numPr>
-        <w:spacing w:after="60"/>
-      </w:pPr>
-      <w:r>
-        <w:rPr>
-          <w:sz w:val="22"/>
-          <w:szCs w:val="22"/>
-        </w:rPr>
-        <w:t xml:space="preserve">Documented evidence specifically required by the asterisked objective element.</w:t>
-      </w:r>
-    </w:p>
-    <w:p>
-      <w:pPr>
-        <w:pStyle w:val="Heading2"/>
-        <w:spacing w:after="100" w:before="220"/>
-      </w:pPr>
-      <w:r>
-        <w:t xml:space="preserve">PSQ.2.i — There is an established process in the organisation to monitor and improve the quality of nursing care.</w:t>
-      </w:r>
-    </w:p>
-    <w:p>
-      <w:pPr>
-        <w:pStyle w:val="ListParagraph"/>
-        <w:numPr>
-          <w:ilvl w:val="0"/>
-          <w:numId w:val="1"/>
-        </w:numPr>
-        <w:spacing w:after="60"/>
-      </w:pPr>
-      <w:r>
-        <w:rPr>
-          <w:sz w:val="22"/>
-          <w:szCs w:val="22"/>
-        </w:rPr>
-        <w:t xml:space="preserve">Records showing PSQ.2.i was followed for sampled cases.</w:t>
-      </w:r>
-    </w:p>
-    <w:p>
-      <w:pPr>
-        <w:pStyle w:val="ListParagraph"/>
-        <w:numPr>
-          <w:ilvl w:val="0"/>
-          <w:numId w:val="1"/>
-        </w:numPr>
-        <w:spacing w:after="60"/>
-      </w:pPr>
-      <w:r>
-        <w:rPr>
-          <w:sz w:val="22"/>
-          <w:szCs w:val="22"/>
-        </w:rPr>
-        <w:t xml:space="preserve">Written guidance / protocol referenced for this element (where required).</w:t>
-      </w:r>
-    </w:p>
-    <w:p>
-      <w:pPr>
-        <w:pStyle w:val="ListParagraph"/>
-        <w:numPr>
-          <w:ilvl w:val="0"/>
-          <w:numId w:val="1"/>
-        </w:numPr>
-        <w:spacing w:after="60"/>
-      </w:pPr>
-      <w:r>
-        <w:rPr>
-          <w:sz w:val="22"/>
-          <w:szCs w:val="22"/>
-        </w:rPr>
-        <w:t xml:space="preserve">Audit sample notes for PSQ.2.i reviewed «quarterly».</w:t>
-      </w:r>
-    </w:p>
-    <w:p>
-      <w:pPr>
-        <w:pStyle w:val="ListParagraph"/>
-        <w:numPr>
-          <w:ilvl w:val="0"/>
-          <w:numId w:val="1"/>
-        </w:numPr>
-        <w:spacing w:after="60"/>
-      </w:pPr>
-      <w:r>
-        <w:rPr>
-          <w:sz w:val="22"/>
-          <w:szCs w:val="22"/>
-        </w:rPr>
-        <w:t xml:space="preserve">Documented evidence specifically required by the asterisked objective element.</w:t>
-      </w:r>
-    </w:p>
-    <w:p>
-      <w:pPr>
-        <w:pStyle w:val="ListParagraph"/>
-        <w:numPr>
-          <w:ilvl w:val="0"/>
-          <w:numId w:val="1"/>
-        </w:numPr>
-        <w:spacing w:after="60"/>
-      </w:pPr>
-      <w:r>
-        <w:rPr>
-          <w:sz w:val="22"/>
-          <w:szCs w:val="22"/>
-        </w:rPr>
-        <w:t xml:space="preserve">CORE-element sample with no critical gaps in the quarter under review.</w:t>
+        <w:t xml:space="preserve">Nursing Superintendent's record showing integration with the quality improvement programme.</w:t>
       </w:r>
     </w:p>
     <w:p>

--- a/policies/build/masters_hco/HCO.PSQ.2_v2_master.docx
+++ b/policies/build/masters_hco/HCO.PSQ.2_v2_master.docx
@@ -692,7 +692,7 @@
           <w:sz w:val="22"/>
           <w:szCs w:val="22"/>
         </w:rPr>
-        <w:t xml:space="preserve">It covers objective elements PSQ.2.a–i (9 elements).</w:t>
+        <w:t xml:space="preserve">This policy covers all 9 requirements under this standard, listed in detail below.</w:t>
       </w:r>
     </w:p>
     <w:p>
@@ -716,7 +716,7 @@
           <w:sz w:val="22"/>
           <w:szCs w:val="22"/>
         </w:rPr>
-        <w:t xml:space="preserve">This policy owns PSQ.2. Related AAC, COP, MOM, PRE and IPC duties stay with those policies — cross-reference only. Other PSQ standards stay with their own policies.</w:t>
+        <w:t xml:space="preserve">This policy covers quality improvement and continuous monitoring programme specifically. Related duties — like patient assessment, clinical care, medication management, patient rights, or infection control — are covered in the hospital's other policies, not repeated here. Other PSQ standards stay with their own policies.</w:t>
       </w:r>
     </w:p>
     <w:p>
@@ -761,19 +761,19 @@
           <w:sz w:val="22"/>
           <w:szCs w:val="22"/>
         </w:rPr>
-        <w:t xml:space="preserve">It covers 9 objective elements (PSQ.2.a, PSQ.2.b, PSQ.2.c, PSQ.2.d, PSQ.2.e, PSQ.2.f, PSQ.2.g, PSQ.2.h, PSQ.2.i).</w:t>
-      </w:r>
-    </w:p>
-    <w:p>
-      <w:pPr>
-        <w:spacing w:after="140"/>
-      </w:pPr>
-      <w:r>
-        <w:rPr>
-          <w:sz w:val="22"/>
-          <w:szCs w:val="22"/>
-        </w:rPr>
-        <w:t xml:space="preserve">Boundaries: do not overwrite HCO AAC, COP, MOM, PRE or IPC policies. Spell out abbreviations on first use in training materials. OE counts/levels/asterisks stay with the official portal Standards PDF. Method notes come from the Guidebook Interpretation paragraphs (scanned PDF md5 2c4489ee98de4ae9b49cba168ea9f42a).</w:t>
+        <w:t xml:space="preserve">This policy covers all 9 requirements under this standard, listed in detail below.</w:t>
+      </w:r>
+    </w:p>
+    <w:p>
+      <w:pPr>
+        <w:spacing w:after="140"/>
+      </w:pPr>
+      <w:r>
+        <w:rPr>
+          <w:sz w:val="22"/>
+          <w:szCs w:val="22"/>
+        </w:rPr>
+        <w:t xml:space="preserve">This policy covers quality improvement and continuous monitoring programme specifically. Related duties — like patient assessment, clinical care, medication management, patient rights, or infection control — are covered in the hospital's other policies, not repeated here. Spell out abbreviations on first use in training materials. OE counts/levels/asterisks stay with the official portal Standards PDF. Method notes come from the Guidebook Interpretation paragraphs (scanned PDF md5 2c4489ee98de4ae9b49cba168ea9f42a).</w:t>
       </w:r>
     </w:p>
     <w:p>
